--- a/spa/docx/36.content.docx
+++ b/spa/docx/36.content.docx
@@ -235,7 +235,7 @@
         <w:rPr>
           <w:lang w:val="es_ES" w:bidi="es_ES"/>
         </w:rPr>
-        <w:t xml:space="preserve"> Afirma el Señor:—Yo destruiré por completo todo lo que hay sobre la tierra.</w:t>
+        <w:t xml:space="preserve"> Afirma el Señor: —Yo destruiré por completo todo lo que hay sobre la tierra.</w:t>
       </w:r>
     </w:p>
     <w:p>
@@ -382,7 +382,7 @@
         <w:rPr>
           <w:lang w:val="es_ES" w:bidi="es_ES"/>
         </w:rPr>
-        <w:t xml:space="preserve"> En ese día castigaré a todos los que saltan para no pisar el umbral.1 Castigaré a los que llenan de violencia y engaño la casa de sus señores.</w:t>
+        <w:t xml:space="preserve"> En ese día castigaré a todos los que saltan para no pisar el umbral. Castigaré a los que llenan de violencia y engaño la casa de sus señores.</w:t>
       </w:r>
     </w:p>
     <w:p>
@@ -445,7 +445,7 @@
         <w:rPr>
           <w:lang w:val="es_ES" w:bidi="es_ES"/>
         </w:rPr>
-        <w:t xml:space="preserve"> En ese día buscaré con atención por toda Jerusalén y castigaré a los que se sienten seguros, a los que piensan: "El Señor no hará nada, ni bueno ni malo".</w:t>
+        <w:t xml:space="preserve"> En ese día buscaré con atención por toda Jerusalén y castigaré a los que se sienten seguros, a los que piensan: “El Señor no hará nada, ni bueno ni malo”.</w:t>
       </w:r>
     </w:p>
     <w:p>
@@ -755,7 +755,7 @@
         <w:rPr>
           <w:lang w:val="es_ES" w:bidi="es_ES"/>
         </w:rPr>
-        <w:t xml:space="preserve"> Dice el Señor:—He escuchado los insultos de Moab y las burlas de los amonitas, que ofendían a mi pueblo y amenazaban su territorio.</w:t>
+        <w:t xml:space="preserve"> Dice el Señor: —He escuchado los insultos de Moab y las burlas de los amonitas, que ofendían a mi pueblo y amenazaban su territorio.</w:t>
       </w:r>
     </w:p>
     <w:p>
@@ -1065,7 +1065,7 @@
         <w:rPr>
           <w:lang w:val="es_ES" w:bidi="es_ES"/>
         </w:rPr>
-        <w:t xml:space="preserve"> Entonces dije: "Ahora sí que me temerás y aceptarás mi corrección". Así su morada no sería destruida, conforme a todo lo que yo había decretado contra ella. Pero ellos se apresuraron a seguir corrompiendo todas sus acciones.</w:t>
+        <w:t xml:space="preserve"> Entonces dije: “Ahora sí que me temerás y aceptarás mi corrección”. Así su morada no sería destruida, conforme a todo lo que yo había decretado contra ella. Pero ellos se apresuraron a seguir corrompiendo todas sus acciones.</w:t>
       </w:r>
     </w:p>
     <w:p>
@@ -1296,7 +1296,7 @@
         <w:rPr>
           <w:lang w:val="es_ES" w:bidi="es_ES"/>
         </w:rPr>
-        <w:t xml:space="preserve"> Dice el Señor:—Yo te quitaré la carga del oprobio que te aflige.</w:t>
+        <w:t xml:space="preserve"> Dice el Señor: —Yo te quitaré la carga del oprobio que te aflige.</w:t>
       </w:r>
     </w:p>
     <w:p>
